--- a/cv/va/custom/Vamsee Achanta_Project Manager_HDR Resume.docx
+++ b/cv/va/custom/Vamsee Achanta_Project Manager_HDR Resume.docx
@@ -73,7 +73,15 @@
           <w:p/>
           <w:p>
             <w:r>
-              <w:t>Proven experience overseeing project budgets, financial performance, and business operations, with full P&amp;L responsibility as Co-Founder of FDAS and Principal of AceEngineer.</w:t>
+              <w:t xml:space="preserve">Proven experience overseeing project budgets, financial performance, and business operations, with full P&amp;L responsibility as Co-Founder of FDAS and Principal of </w:t>
+            </w:r>
+            <w:proofErr w:type="spellStart"/>
+            <w:r>
+              <w:t>AceEngineer</w:t>
+            </w:r>
+            <w:proofErr w:type="spellEnd"/>
+            <w:r>
+              <w:t>.</w:t>
             </w:r>
           </w:p>
           <w:p/>
@@ -152,8 +160,16 @@
                 <w:rPr>
                   <w:rStyle w:val="Hyperlink"/>
                 </w:rPr>
-                <w:t>linkedin.com/in/vamseeachanta</w:t>
+                <w:t>linkedin.com/in/</w:t>
               </w:r>
+              <w:proofErr w:type="spellStart"/>
+              <w:r>
+                <w:rPr>
+                  <w:rStyle w:val="Hyperlink"/>
+                </w:rPr>
+                <w:t>vamseeachanta</w:t>
+              </w:r>
+              <w:proofErr w:type="spellEnd"/>
             </w:hyperlink>
             <w:r>
               <w:t xml:space="preserve"> </w:t>
@@ -184,20 +200,17 @@
                 <w:rPr>
                   <w:rStyle w:val="Hyperlink"/>
                 </w:rPr>
-                <w:t>vamsee.achanta@aceengineer.com</w:t>
+                <w:t>achantav@gmail.com</w:t>
               </w:r>
             </w:hyperlink>
             <w:r>
               <w:t xml:space="preserve"> </w:t>
             </w:r>
-            <w:r>
-              <w:t xml:space="preserve"> </w:t>
-            </w:r>
           </w:p>
           <w:p/>
           <w:p>
             <w:r>
-              <w:t xml:space="preserve">LOCATION:</w:t>
+              <w:t>LOCATION:</w:t>
             </w:r>
           </w:p>
           <w:p>
@@ -205,7 +218,7 @@
               <w:rPr>
                 <w:rStyle w:val="Hyperlink"/>
               </w:rPr>
-              <w:t xml:space="preserve">Houston, TX</w:t>
+              <w:t>Houston, TX</w:t>
             </w:r>
           </w:p>
           <w:p>
@@ -223,12 +236,27 @@
             </w:r>
           </w:p>
           <w:p>
-            <w:r>
-              <w:t xml:space="preserve">OrcaFlex, AQWA, OrcaWave, ANSYS, Abaqus, </w:t>
-            </w:r>
+            <w:proofErr w:type="spellStart"/>
+            <w:r>
+              <w:t>OrcaFlex</w:t>
+            </w:r>
+            <w:proofErr w:type="spellEnd"/>
+            <w:r>
+              <w:t xml:space="preserve">, AQWA, </w:t>
+            </w:r>
+            <w:proofErr w:type="spellStart"/>
+            <w:r>
+              <w:t>OrcaWave</w:t>
+            </w:r>
+            <w:proofErr w:type="spellEnd"/>
+            <w:r>
+              <w:t xml:space="preserve">, ANSYS, Abaqus, </w:t>
+            </w:r>
+            <w:proofErr w:type="spellStart"/>
             <w:r>
               <w:t>OpenFOAM</w:t>
             </w:r>
+            <w:proofErr w:type="spellEnd"/>
             <w:r>
               <w:t xml:space="preserve"> CFD</w:t>
             </w:r>
@@ -460,10 +488,10 @@
               <w:rPr>
                 <w:rStyle w:val="Strong"/>
               </w:rPr>
-              <w:t xml:space="preserve">Semisubmersible production vessel concept (6,000 ft)</w:t>
-            </w:r>
-            <w:r>
-              <w:t xml:space="preserve">: Led the feasibility study for converting idle drillships to production use, including riser support, mooring and hurricane-condition analysis to support investment decisions.</w:t>
+              <w:t>Semisubmersible production vessel concept (6,000 ft)</w:t>
+            </w:r>
+            <w:r>
+              <w:t>: Led the feasibility study for converting idle drillships to production use, including riser support, mooring and hurricane-condition analysis to support investment decisions.</w:t>
             </w:r>
           </w:p>
           <w:p>
@@ -478,10 +506,10 @@
               <w:rPr>
                 <w:rStyle w:val="Strong"/>
               </w:rPr>
-              <w:t xml:space="preserve">Field economics platform</w:t>
-            </w:r>
-            <w:r>
-              <w:t xml:space="preserve">: Built analytics on BSEE data for 200+ Gulf of Mexico fields, cutting field evaluation time from weeks to days. This analysis supported suitability of the FDAS vessel concept to existing fields in Gulf of Mexico</w:t>
+              <w:t>Field economics platform</w:t>
+            </w:r>
+            <w:r>
+              <w:t>: Built analytics on BSEE data for 200+ Gulf of Mexico fields, cutting field evaluation time from weeks to days. This analysis supported suitability of the FDAS vessel concept to existing fields in Gulf of Mexico</w:t>
             </w:r>
           </w:p>
           <w:p/>
@@ -510,7 +538,7 @@
               <w:ind w:left="425"/>
             </w:pPr>
             <w:r>
-              <w:t xml:space="preserve">Engineering lead coordinating production engineering, drilling, data science and software teams. Delivered 50+ physics-based algorithms that monitor about 20,000 wells in real time and support 20+ concurrent drilling campaigns.</w:t>
+              <w:t>Engineering lead coordinating production engineering, drilling, data science and software teams. Delivered 50+ physics-based algorithms that monitor about 20,000 wells in real time and support 20+ concurrent drilling campaigns.</w:t>
             </w:r>
           </w:p>
           <w:p>
@@ -522,7 +550,7 @@
               <w:ind w:left="425"/>
             </w:pPr>
             <w:r>
-              <w:t xml:space="preserve">Owned requirements, validation and production support for engineering analytics. This is direct experience rolling out digital tools across a large organization.</w:t>
+              <w:t>Owned requirements, validation and production support for engineering analytics. This is direct experience rolling out digital tools across a large organization.</w:t>
             </w:r>
           </w:p>
           <w:p>
@@ -530,7 +558,15 @@
               <w:pStyle w:val="Heading4"/>
             </w:pPr>
             <w:r>
-              <w:t>Engineering Consultant / Principal — AceEngineer,  Houston, TX</w:t>
+              <w:t xml:space="preserve">Engineering Consultant / Principal — </w:t>
+            </w:r>
+            <w:proofErr w:type="spellStart"/>
+            <w:r>
+              <w:t>AceEngineer</w:t>
+            </w:r>
+            <w:proofErr w:type="spellEnd"/>
+            <w:r>
+              <w:t>,  Houston, TX</w:t>
             </w:r>
           </w:p>
           <w:p>
@@ -581,8 +617,16 @@
                 <w:rStyle w:val="Strong"/>
               </w:rPr>
               <w:lastRenderedPageBreak/>
-              <w:t>Chevron Ballymore / Talos Venice Limerock</w:t>
-            </w:r>
+              <w:t xml:space="preserve">Chevron Ballymore / Talos Venice </w:t>
+            </w:r>
+            <w:proofErr w:type="spellStart"/>
+            <w:r>
+              <w:rPr>
+                <w:rStyle w:val="Strong"/>
+              </w:rPr>
+              <w:t>Limerock</w:t>
+            </w:r>
+            <w:proofErr w:type="spellEnd"/>
             <w:r>
               <w:t>: Installation analysis for rigid jumpers, manifolds and static umbilicals, including installation tables and wave/current operating limits.</w:t>
             </w:r>
@@ -726,10 +770,10 @@
               <w:rPr>
                 <w:rStyle w:val="Strong"/>
               </w:rPr>
-              <w:t xml:space="preserve">BP Macondo containment riser (emergency response)</w:t>
-            </w:r>
-            <w:r>
-              <w:t xml:space="preserve">: As Engineering Manager, led a 24/7 multidisciplinary team across several locations and delivered a complete containment riser design in 8 weeks by repurposing existing assets.</w:t>
+              <w:t>BP Macondo containment riser (emergency response)</w:t>
+            </w:r>
+            <w:r>
+              <w:t>: As Engineering Manager, led a 24/7 multidisciplinary team across several locations and delivered a complete containment riser design in 8 weeks by repurposing existing assets.</w:t>
             </w:r>
           </w:p>
           <w:p>
@@ -749,10 +793,10 @@
               <w:rPr>
                 <w:rStyle w:val="Strong"/>
               </w:rPr>
-              <w:t xml:space="preserve">Chevron Bangka riser FEED</w:t>
-            </w:r>
-            <w:r>
-              <w:t xml:space="preserve">: Led FEED for production risers on a shallow-water development and delivered ahead of schedule.</w:t>
+              <w:t>Chevron Bangka riser FEED</w:t>
+            </w:r>
+            <w:r>
+              <w:t>: Led FEED for production risers on a shallow-water development and delivered ahead of schedule.</w:t>
             </w:r>
           </w:p>
           <w:p>
@@ -772,10 +816,10 @@
               <w:rPr>
                 <w:rStyle w:val="Strong"/>
               </w:rPr>
-              <w:t xml:space="preserve">Major project portfolio</w:t>
-            </w:r>
-            <w:r>
-              <w:t xml:space="preserve">: BP Thunder Horse, Atlantis and Horn Mountain; Chevron Jack/St. Malo; ENI Devils Tower; Reliance KG-D6; and other projects in the Gulf of Mexico, West Africa and Asia-Pacific.</w:t>
+              <w:t>Major project portfolio</w:t>
+            </w:r>
+            <w:r>
+              <w:t>: BP Thunder Horse, Atlantis and Horn Mountain; Chevron Jack/St. Malo; ENI Devils Tower; Reliance KG-D6; and other projects in the Gulf of Mexico, West Africa and Asia-Pacific.</w:t>
             </w:r>
           </w:p>
           <w:p>
@@ -816,7 +860,7 @@
               <w:rPr>
                 <w:color w:val="B85A22" w:themeColor="accent2" w:themeShade="BF"/>
               </w:rPr>
-              <w:t xml:space="preserve">Co-Author</w:t>
+              <w:t>Co-Author</w:t>
             </w:r>
           </w:p>
           <w:p>
@@ -827,7 +871,7 @@
               <w:rPr>
                 <w:color w:val="B85A22" w:themeColor="accent2" w:themeShade="BF"/>
               </w:rPr>
-              <w:t xml:space="preserve">Contributing Author</w:t>
+              <w:t>Contributing Author</w:t>
             </w:r>
           </w:p>
           <w:p>
@@ -838,18 +882,23 @@
               <w:rPr>
                 <w:color w:val="B85A22" w:themeColor="accent2" w:themeShade="BF"/>
               </w:rPr>
-              <w:t xml:space="preserve">Co-Author</w:t>
-            </w:r>
-          </w:p>
-          <w:p>
-            <w:r>
-              <w:t xml:space="preserve">Wellbay Innovation Supports Lower-Cost HP DW Discoveries (World Oil 2024), </w:t>
+              <w:t>Co-Author</w:t>
+            </w:r>
+          </w:p>
+          <w:p>
+            <w:proofErr w:type="spellStart"/>
+            <w:r>
+              <w:t>Wellbay</w:t>
+            </w:r>
+            <w:proofErr w:type="spellEnd"/>
+            <w:r>
+              <w:t xml:space="preserve"> Innovation Supports Lower-Cost HP DW Discoveries (World Oil 2024), </w:t>
             </w:r>
             <w:r>
               <w:rPr>
                 <w:color w:val="B85A22" w:themeColor="accent2" w:themeShade="BF"/>
               </w:rPr>
-              <w:t xml:space="preserve">Co-Author</w:t>
+              <w:t>Co-Author</w:t>
             </w:r>
           </w:p>
         </w:tc>
@@ -2604,7 +2653,9 @@
     <w:rsid w:val="000C646A"/>
     <w:rsid w:val="00450E5C"/>
     <w:rsid w:val="004C1D1D"/>
+    <w:rsid w:val="00605ECE"/>
     <w:rsid w:val="00716D59"/>
+    <w:rsid w:val="007859CA"/>
     <w:rsid w:val="00A47A09"/>
     <w:rsid w:val="00AA1009"/>
     <w:rsid w:val="00AB5A7D"/>
@@ -3401,14 +3452,6 @@
 </file>
 
 <file path=customXml/item1.xml><?xml version="1.0" encoding="utf-8"?>
-<p:properties xmlns:p="http://schemas.microsoft.com/office/2006/metadata/properties" xmlns:xsi="http://www.w3.org/2001/XMLSchema-instance" xmlns:pc="http://schemas.microsoft.com/office/infopath/2007/PartnerControls">
-  <documentManagement>
-    <MediaServiceKeyPoints xmlns="71af3243-3dd4-4a8d-8c0d-dd76da1f02a5">Internship experience at Novartis</MediaServiceKeyPoints>
-  </documentManagement>
-</p:properties>
-</file>
-
-<file path=customXml/item2.xml><?xml version="1.0" encoding="utf-8"?>
 <?mso-contentType ?>
 <FormTemplates xmlns="http://schemas.microsoft.com/sharepoint/v3/contenttype/forms">
   <Display>DocumentLibraryForm</Display>
@@ -3417,11 +3460,15 @@
 </FormTemplates>
 </file>
 
-<file path=customXml/item3.xml><?xml version="1.0" encoding="utf-8"?>
-<b:Sources xmlns:b="http://schemas.openxmlformats.org/officeDocument/2006/bibliography" xmlns="http://schemas.openxmlformats.org/officeDocument/2006/bibliography" SelectedStyle="\APASixthEditionOfficeOnline.xsl" StyleName="APA" Version="6"/>
+<file path=customXml/item2.xml><?xml version="1.0" encoding="utf-8"?>
+<p:properties xmlns:p="http://schemas.microsoft.com/office/2006/metadata/properties" xmlns:xsi="http://www.w3.org/2001/XMLSchema-instance" xmlns:pc="http://schemas.microsoft.com/office/infopath/2007/PartnerControls">
+  <documentManagement>
+    <MediaServiceKeyPoints xmlns="71af3243-3dd4-4a8d-8c0d-dd76da1f02a5">Internship experience at Novartis</MediaServiceKeyPoints>
+  </documentManagement>
+</p:properties>
 </file>
 
-<file path=customXml/item4.xml><?xml version="1.0" encoding="utf-8"?>
+<file path=customXml/item3.xml><?xml version="1.0" encoding="utf-8"?>
 <ct:contentTypeSchema xmlns:ct="http://schemas.microsoft.com/office/2006/metadata/contentType" xmlns:ma="http://schemas.microsoft.com/office/2006/metadata/properties/metaAttributes" ct:_="" ma:_="" ma:contentTypeName="Document" ma:contentTypeID="0x01010079F111ED35F8CC479449609E8A0923A6" ma:contentTypeVersion="11" ma:contentTypeDescription="Create a new document." ma:contentTypeScope="" ma:versionID="1c2eb7a32e66fb6e4260f3771546a5e2">
   <xsd:schema xmlns:xsd="http://www.w3.org/2001/XMLSchema" xmlns:xs="http://www.w3.org/2001/XMLSchema" xmlns:p="http://schemas.microsoft.com/office/2006/metadata/properties" xmlns:ns2="71af3243-3dd4-4a8d-8c0d-dd76da1f02a5" xmlns:ns3="16c05727-aa75-4e4a-9b5f-8a80a1165891" targetNamespace="http://schemas.microsoft.com/office/2006/metadata/properties" ma:root="true" ma:fieldsID="04e1f6479c48b08974ba73b5ca973489" ns2:_="" ns3:_="">
     <xsd:import namespace="71af3243-3dd4-4a8d-8c0d-dd76da1f02a5"/>
@@ -3632,7 +3679,19 @@
 </ct:contentTypeSchema>
 </file>
 
+<file path=customXml/item4.xml><?xml version="1.0" encoding="utf-8"?>
+<b:Sources xmlns:b="http://schemas.openxmlformats.org/officeDocument/2006/bibliography" xmlns="http://schemas.openxmlformats.org/officeDocument/2006/bibliography" SelectedStyle="\APASixthEditionOfficeOnline.xsl" StyleName="APA" Version="6"/>
+</file>
+
 <file path=customXml/itemProps1.xml><?xml version="1.0" encoding="utf-8"?>
+<ds:datastoreItem xmlns:ds="http://schemas.openxmlformats.org/officeDocument/2006/customXml" ds:itemID="{18506A0D-4821-47C2-BD9B-CACF27C6B108}">
+  <ds:schemaRefs>
+    <ds:schemaRef ds:uri="http://schemas.microsoft.com/sharepoint/v3/contenttype/forms"/>
+  </ds:schemaRefs>
+</ds:datastoreItem>
+</file>
+
+<file path=customXml/itemProps2.xml><?xml version="1.0" encoding="utf-8"?>
 <ds:datastoreItem xmlns:ds="http://schemas.openxmlformats.org/officeDocument/2006/customXml" ds:itemID="{DD14EC26-251D-443A-AF4F-B15D0F3B0F84}">
   <ds:schemaRefs>
     <ds:schemaRef ds:uri="http://schemas.microsoft.com/office/2006/metadata/properties"/>
@@ -3642,23 +3701,7 @@
 </ds:datastoreItem>
 </file>
 
-<file path=customXml/itemProps2.xml><?xml version="1.0" encoding="utf-8"?>
-<ds:datastoreItem xmlns:ds="http://schemas.openxmlformats.org/officeDocument/2006/customXml" ds:itemID="{18506A0D-4821-47C2-BD9B-CACF27C6B108}">
-  <ds:schemaRefs>
-    <ds:schemaRef ds:uri="http://schemas.microsoft.com/sharepoint/v3/contenttype/forms"/>
-  </ds:schemaRefs>
-</ds:datastoreItem>
-</file>
-
 <file path=customXml/itemProps3.xml><?xml version="1.0" encoding="utf-8"?>
-<ds:datastoreItem xmlns:ds="http://schemas.openxmlformats.org/officeDocument/2006/customXml" ds:itemID="{4BD957D2-1828-4AEA-8C3E-B39D0FE36703}">
-  <ds:schemaRefs>
-    <ds:schemaRef ds:uri="http://schemas.openxmlformats.org/officeDocument/2006/bibliography"/>
-  </ds:schemaRefs>
-</ds:datastoreItem>
-</file>
-
-<file path=customXml/itemProps4.xml><?xml version="1.0" encoding="utf-8"?>
 <ds:datastoreItem xmlns:ds="http://schemas.openxmlformats.org/officeDocument/2006/customXml" ds:itemID="{8143E149-BD72-41A7-8F13-AF59DE30D6FA}">
   <ds:schemaRefs>
     <ds:schemaRef ds:uri="http://schemas.microsoft.com/office/2006/metadata/contentType"/>
@@ -3677,6 +3720,14 @@
 </ds:datastoreItem>
 </file>
 
+<file path=customXml/itemProps4.xml><?xml version="1.0" encoding="utf-8"?>
+<ds:datastoreItem xmlns:ds="http://schemas.openxmlformats.org/officeDocument/2006/customXml" ds:itemID="{4BD957D2-1828-4AEA-8C3E-B39D0FE36703}">
+  <ds:schemaRefs>
+    <ds:schemaRef ds:uri="http://schemas.openxmlformats.org/officeDocument/2006/bibliography"/>
+  </ds:schemaRefs>
+</ds:datastoreItem>
+</file>
+
 <file path=docMetadata/LabelInfo.xml><?xml version="1.0" encoding="utf-8"?>
 <clbl:labelList xmlns:clbl="http://schemas.microsoft.com/office/2020/mipLabelMetadata">
   <clbl:label id="{5563d9c4-1af6-4d5e-894d-8f5a4315f709}" enabled="1" method="Privileged" siteId="{3667e201-cbdc-48b3-9b42-5d2d3f16e2a9}" contentBits="0" removed="0"/>
